--- a/TD/TD05/SSQA_SEBD.docx
+++ b/TD/TD05/SSQA_SEBD.docx
@@ -19,45 +19,27 @@
           <w:sz w:val="32"/>
           <w:szCs w:val="32"/>
         </w:rPr>
-        <w:t>SSQA</w:t>
-      </w:r>
-      <w:r>
+        <w:t xml:space="preserve">SSQA </w:t>
+      </w:r>
+    </w:p>
+    <w:p>
+      <w:pPr>
+        <w:ind w:right="1680"/>
         <w:rPr>
           <w:rFonts w:asciiTheme="minorHAnsi" w:hAnsiTheme="minorHAnsi"/>
           <w:b/>
           <w:sz w:val="32"/>
           <w:szCs w:val="32"/>
         </w:rPr>
-        <w:t xml:space="preserve"> </w:t>
-      </w:r>
-    </w:p>
-    <w:p>
-      <w:pPr>
-        <w:ind w:right="1680"/>
+      </w:pPr>
+      <w:r>
         <w:rPr>
           <w:rFonts w:asciiTheme="minorHAnsi" w:hAnsiTheme="minorHAnsi"/>
           <w:b/>
           <w:sz w:val="32"/>
           <w:szCs w:val="32"/>
         </w:rPr>
-      </w:pPr>
-      <w:r>
-        <w:rPr>
-          <w:rFonts w:asciiTheme="minorHAnsi" w:hAnsiTheme="minorHAnsi"/>
-          <w:b/>
-          <w:sz w:val="32"/>
-          <w:szCs w:val="32"/>
-        </w:rPr>
-        <w:t>S</w:t>
-      </w:r>
-      <w:r>
-        <w:rPr>
-          <w:rFonts w:asciiTheme="minorHAnsi" w:hAnsiTheme="minorHAnsi"/>
-          <w:b/>
-          <w:sz w:val="32"/>
-          <w:szCs w:val="32"/>
-        </w:rPr>
-        <w:t>ystème de surveillance de la qualité de l’air</w:t>
+        <w:t>Système de surveillance de la qualité de l’air</w:t>
       </w:r>
     </w:p>
     <w:p>
@@ -242,7 +224,7 @@
           <w:rFonts w:asciiTheme="minorHAnsi" w:hAnsiTheme="minorHAnsi"/>
           <w:noProof/>
         </w:rPr>
-        <w:t>2026-03-12</w:t>
+        <w:t>2026-03-18</w:t>
       </w:r>
       <w:r>
         <w:rPr>
@@ -456,7 +438,7 @@
         <w:rPr>
           <w:noProof/>
         </w:rPr>
-        <w:instrText xml:space="preserve"> PAGEREF _Toc195005697 \h </w:instrText>
+        <w:instrText xml:space="preserve"> PAGEREF _Toc224823497 \h </w:instrText>
       </w:r>
       <w:r>
         <w:rPr>
@@ -525,7 +507,7 @@
         <w:fldChar w:fldCharType="begin"/>
       </w:r>
       <w:r>
-        <w:instrText xml:space="preserve"> PAGEREF _Toc195005698 \h </w:instrText>
+        <w:instrText xml:space="preserve"> PAGEREF _Toc224823498 \h </w:instrText>
       </w:r>
       <w:r>
         <w:fldChar w:fldCharType="separate"/>
@@ -580,7 +562,7 @@
         <w:fldChar w:fldCharType="begin"/>
       </w:r>
       <w:r>
-        <w:instrText xml:space="preserve"> PAGEREF _Toc195005699 \h </w:instrText>
+        <w:instrText xml:space="preserve"> PAGEREF _Toc224823499 \h </w:instrText>
       </w:r>
       <w:r>
         <w:fldChar w:fldCharType="separate"/>
@@ -649,7 +631,7 @@
         <w:rPr>
           <w:noProof/>
         </w:rPr>
-        <w:instrText xml:space="preserve"> PAGEREF _Toc195005700 \h </w:instrText>
+        <w:instrText xml:space="preserve"> PAGEREF _Toc224823500 \h </w:instrText>
       </w:r>
       <w:r>
         <w:rPr>
@@ -709,7 +691,7 @@
         <w:rPr>
           <w:rFonts w:asciiTheme="minorHAnsi" w:hAnsiTheme="minorHAnsi"/>
         </w:rPr>
-        <w:t>Contexte</w:t>
+        <w:t>Mise en contexte</w:t>
       </w:r>
       <w:r>
         <w:tab/>
@@ -718,13 +700,13 @@
         <w:fldChar w:fldCharType="begin"/>
       </w:r>
       <w:r>
-        <w:instrText xml:space="preserve"> PAGEREF _Toc195005701 \h </w:instrText>
+        <w:instrText xml:space="preserve"> PAGEREF _Toc224823501 \h </w:instrText>
       </w:r>
       <w:r>
         <w:fldChar w:fldCharType="separate"/>
       </w:r>
       <w:r>
-        <w:t>4</w:t>
+        <w:t>3</w:t>
       </w:r>
       <w:r>
         <w:fldChar w:fldCharType="end"/>
@@ -764,7 +746,7 @@
         <w:rPr>
           <w:rFonts w:asciiTheme="minorHAnsi" w:hAnsiTheme="minorHAnsi"/>
         </w:rPr>
-        <w:t>Problématique</w:t>
+        <w:t>Besoins</w:t>
       </w:r>
       <w:r>
         <w:tab/>
@@ -773,13 +755,13 @@
         <w:fldChar w:fldCharType="begin"/>
       </w:r>
       <w:r>
-        <w:instrText xml:space="preserve"> PAGEREF _Toc195005702 \h </w:instrText>
+        <w:instrText xml:space="preserve"> PAGEREF _Toc224823502 \h </w:instrText>
       </w:r>
       <w:r>
         <w:fldChar w:fldCharType="separate"/>
       </w:r>
       <w:r>
-        <w:t>4</w:t>
+        <w:t>3</w:t>
       </w:r>
       <w:r>
         <w:fldChar w:fldCharType="end"/>
@@ -819,7 +801,7 @@
         <w:rPr>
           <w:rFonts w:asciiTheme="minorHAnsi" w:hAnsiTheme="minorHAnsi"/>
         </w:rPr>
-        <w:t>But recherché</w:t>
+        <w:t>Hypothèses</w:t>
       </w:r>
       <w:r>
         <w:tab/>
@@ -828,178 +810,13 @@
         <w:fldChar w:fldCharType="begin"/>
       </w:r>
       <w:r>
-        <w:instrText xml:space="preserve"> PAGEREF _Toc195005703 \h </w:instrText>
+        <w:instrText xml:space="preserve"> PAGEREF _Toc224823503 \h </w:instrText>
       </w:r>
       <w:r>
         <w:fldChar w:fldCharType="separate"/>
       </w:r>
       <w:r>
         <w:t>4</w:t>
-      </w:r>
-      <w:r>
-        <w:fldChar w:fldCharType="end"/>
-      </w:r>
-    </w:p>
-    <w:p>
-      <w:pPr>
-        <w:pStyle w:val="TM2"/>
-        <w:tabs>
-          <w:tab w:val="left" w:pos="1600"/>
-        </w:tabs>
-        <w:rPr>
-          <w:rFonts w:asciiTheme="minorHAnsi" w:eastAsiaTheme="minorEastAsia" w:hAnsiTheme="minorHAnsi" w:cstheme="minorBidi"/>
-          <w:kern w:val="2"/>
-          <w:sz w:val="24"/>
-          <w:lang w:val="fr-CA" w:eastAsia="fr-CA"/>
-          <w14:ligatures w14:val="standardContextual"/>
-        </w:rPr>
-      </w:pPr>
-      <w:r>
-        <w:rPr>
-          <w:rFonts w:asciiTheme="minorHAnsi" w:hAnsiTheme="minorHAnsi"/>
-        </w:rPr>
-        <w:t>2.4</w:t>
-      </w:r>
-      <w:r>
-        <w:rPr>
-          <w:rFonts w:asciiTheme="minorHAnsi" w:eastAsiaTheme="minorEastAsia" w:hAnsiTheme="minorHAnsi" w:cstheme="minorBidi"/>
-          <w:kern w:val="2"/>
-          <w:sz w:val="24"/>
-          <w:lang w:val="fr-CA" w:eastAsia="fr-CA"/>
-          <w14:ligatures w14:val="standardContextual"/>
-        </w:rPr>
-        <w:tab/>
-      </w:r>
-      <w:r>
-        <w:rPr>
-          <w:rFonts w:asciiTheme="minorHAnsi" w:hAnsiTheme="minorHAnsi"/>
-        </w:rPr>
-        <w:t>Caractérisation des parties prenantes</w:t>
-      </w:r>
-      <w:r>
-        <w:tab/>
-      </w:r>
-      <w:r>
-        <w:fldChar w:fldCharType="begin"/>
-      </w:r>
-      <w:r>
-        <w:instrText xml:space="preserve"> PAGEREF _Toc195005704 \h </w:instrText>
-      </w:r>
-      <w:r>
-        <w:fldChar w:fldCharType="separate"/>
-      </w:r>
-      <w:r>
-        <w:t>4</w:t>
-      </w:r>
-      <w:r>
-        <w:fldChar w:fldCharType="end"/>
-      </w:r>
-    </w:p>
-    <w:p>
-      <w:pPr>
-        <w:pStyle w:val="TM2"/>
-        <w:tabs>
-          <w:tab w:val="left" w:pos="1600"/>
-        </w:tabs>
-        <w:rPr>
-          <w:rFonts w:asciiTheme="minorHAnsi" w:eastAsiaTheme="minorEastAsia" w:hAnsiTheme="minorHAnsi" w:cstheme="minorBidi"/>
-          <w:kern w:val="2"/>
-          <w:sz w:val="24"/>
-          <w:lang w:val="fr-CA" w:eastAsia="fr-CA"/>
-          <w14:ligatures w14:val="standardContextual"/>
-        </w:rPr>
-      </w:pPr>
-      <w:r>
-        <w:rPr>
-          <w:rFonts w:asciiTheme="minorHAnsi" w:hAnsiTheme="minorHAnsi"/>
-        </w:rPr>
-        <w:t>2.5</w:t>
-      </w:r>
-      <w:r>
-        <w:rPr>
-          <w:rFonts w:asciiTheme="minorHAnsi" w:eastAsiaTheme="minorEastAsia" w:hAnsiTheme="minorHAnsi" w:cstheme="minorBidi"/>
-          <w:kern w:val="2"/>
-          <w:sz w:val="24"/>
-          <w:lang w:val="fr-CA" w:eastAsia="fr-CA"/>
-          <w14:ligatures w14:val="standardContextual"/>
-        </w:rPr>
-        <w:tab/>
-      </w:r>
-      <w:r>
-        <w:rPr>
-          <w:rFonts w:asciiTheme="minorHAnsi" w:hAnsiTheme="minorHAnsi"/>
-        </w:rPr>
-        <w:t>Besoins</w:t>
-      </w:r>
-      <w:r>
-        <w:tab/>
-      </w:r>
-      <w:r>
-        <w:fldChar w:fldCharType="begin"/>
-      </w:r>
-      <w:r>
-        <w:instrText xml:space="preserve"> PAGEREF _Toc195005705 \h </w:instrText>
-      </w:r>
-      <w:r>
-        <w:fldChar w:fldCharType="separate"/>
-      </w:r>
-      <w:r>
-        <w:t>5</w:t>
-      </w:r>
-      <w:r>
-        <w:fldChar w:fldCharType="end"/>
-      </w:r>
-    </w:p>
-    <w:p>
-      <w:pPr>
-        <w:pStyle w:val="TM2"/>
-        <w:tabs>
-          <w:tab w:val="left" w:pos="1600"/>
-        </w:tabs>
-        <w:rPr>
-          <w:rFonts w:asciiTheme="minorHAnsi" w:eastAsiaTheme="minorEastAsia" w:hAnsiTheme="minorHAnsi" w:cstheme="minorBidi"/>
-          <w:kern w:val="2"/>
-          <w:sz w:val="24"/>
-          <w:lang w:val="fr-CA" w:eastAsia="fr-CA"/>
-          <w14:ligatures w14:val="standardContextual"/>
-        </w:rPr>
-      </w:pPr>
-      <w:r>
-        <w:rPr>
-          <w:rFonts w:asciiTheme="minorHAnsi" w:hAnsiTheme="minorHAnsi"/>
-        </w:rPr>
-        <w:t>2.6</w:t>
-      </w:r>
-      <w:r>
-        <w:rPr>
-          <w:rFonts w:asciiTheme="minorHAnsi" w:eastAsiaTheme="minorEastAsia" w:hAnsiTheme="minorHAnsi" w:cstheme="minorBidi"/>
-          <w:kern w:val="2"/>
-          <w:sz w:val="24"/>
-          <w:lang w:val="fr-CA" w:eastAsia="fr-CA"/>
-          <w14:ligatures w14:val="standardContextual"/>
-        </w:rPr>
-        <w:tab/>
-      </w:r>
-      <w:r>
-        <w:rPr>
-          <w:rFonts w:asciiTheme="minorHAnsi" w:hAnsiTheme="minorHAnsi"/>
-        </w:rPr>
-        <w:t>Hypothèses</w:t>
-      </w:r>
-      <w:r>
-        <w:tab/>
-      </w:r>
-      <w:r>
-        <w:fldChar w:fldCharType="begin"/>
-      </w:r>
-      <w:r>
-        <w:instrText xml:space="preserve"> PAGEREF _Toc195005706 \h </w:instrText>
-      </w:r>
-      <w:r>
-        <w:fldChar w:fldCharType="separate"/>
-      </w:r>
-      <w:r>
-        <w:t>6</w:t>
       </w:r>
       <w:r>
         <w:fldChar w:fldCharType="end"/>
@@ -1044,7 +861,7 @@
           <w:rFonts w:asciiTheme="minorHAnsi" w:hAnsiTheme="minorHAnsi"/>
           <w:noProof/>
         </w:rPr>
-        <w:t>Présentation de la solution</w:t>
+        <w:t>Modèle conceptuel de données</w:t>
       </w:r>
       <w:r>
         <w:rPr>
@@ -1062,7 +879,7 @@
         <w:rPr>
           <w:noProof/>
         </w:rPr>
-        <w:instrText xml:space="preserve"> PAGEREF _Toc195005707 \h </w:instrText>
+        <w:instrText xml:space="preserve"> PAGEREF _Toc224823504 \h </w:instrText>
       </w:r>
       <w:r>
         <w:rPr>
@@ -1079,177 +896,12 @@
         <w:rPr>
           <w:noProof/>
         </w:rPr>
-        <w:t>6</w:t>
+        <w:t>4</w:t>
       </w:r>
       <w:r>
         <w:rPr>
           <w:noProof/>
         </w:rPr>
-        <w:fldChar w:fldCharType="end"/>
-      </w:r>
-    </w:p>
-    <w:p>
-      <w:pPr>
-        <w:pStyle w:val="TM2"/>
-        <w:tabs>
-          <w:tab w:val="left" w:pos="1600"/>
-        </w:tabs>
-        <w:rPr>
-          <w:rFonts w:asciiTheme="minorHAnsi" w:eastAsiaTheme="minorEastAsia" w:hAnsiTheme="minorHAnsi" w:cstheme="minorBidi"/>
-          <w:kern w:val="2"/>
-          <w:sz w:val="24"/>
-          <w:lang w:val="fr-CA" w:eastAsia="fr-CA"/>
-          <w14:ligatures w14:val="standardContextual"/>
-        </w:rPr>
-      </w:pPr>
-      <w:r>
-        <w:rPr>
-          <w:rFonts w:asciiTheme="minorHAnsi" w:hAnsiTheme="minorHAnsi"/>
-        </w:rPr>
-        <w:t>3.1</w:t>
-      </w:r>
-      <w:r>
-        <w:rPr>
-          <w:rFonts w:asciiTheme="minorHAnsi" w:eastAsiaTheme="minorEastAsia" w:hAnsiTheme="minorHAnsi" w:cstheme="minorBidi"/>
-          <w:kern w:val="2"/>
-          <w:sz w:val="24"/>
-          <w:lang w:val="fr-CA" w:eastAsia="fr-CA"/>
-          <w14:ligatures w14:val="standardContextual"/>
-        </w:rPr>
-        <w:tab/>
-      </w:r>
-      <w:r>
-        <w:rPr>
-          <w:rFonts w:asciiTheme="minorHAnsi" w:hAnsiTheme="minorHAnsi"/>
-        </w:rPr>
-        <w:t>Description des sources de données</w:t>
-      </w:r>
-      <w:r>
-        <w:tab/>
-      </w:r>
-      <w:r>
-        <w:fldChar w:fldCharType="begin"/>
-      </w:r>
-      <w:r>
-        <w:instrText xml:space="preserve"> PAGEREF _Toc195005708 \h </w:instrText>
-      </w:r>
-      <w:r>
-        <w:fldChar w:fldCharType="separate"/>
-      </w:r>
-      <w:r>
-        <w:t>6</w:t>
-      </w:r>
-      <w:r>
-        <w:fldChar w:fldCharType="end"/>
-      </w:r>
-    </w:p>
-    <w:p>
-      <w:pPr>
-        <w:pStyle w:val="TM2"/>
-        <w:tabs>
-          <w:tab w:val="left" w:pos="1600"/>
-        </w:tabs>
-        <w:rPr>
-          <w:rFonts w:asciiTheme="minorHAnsi" w:eastAsiaTheme="minorEastAsia" w:hAnsiTheme="minorHAnsi" w:cstheme="minorBidi"/>
-          <w:kern w:val="2"/>
-          <w:sz w:val="24"/>
-          <w:lang w:val="fr-CA" w:eastAsia="fr-CA"/>
-          <w14:ligatures w14:val="standardContextual"/>
-        </w:rPr>
-      </w:pPr>
-      <w:r>
-        <w:rPr>
-          <w:rFonts w:asciiTheme="minorHAnsi" w:hAnsiTheme="minorHAnsi"/>
-        </w:rPr>
-        <w:t>3.2</w:t>
-      </w:r>
-      <w:r>
-        <w:rPr>
-          <w:rFonts w:asciiTheme="minorHAnsi" w:eastAsiaTheme="minorEastAsia" w:hAnsiTheme="minorHAnsi" w:cstheme="minorBidi"/>
-          <w:kern w:val="2"/>
-          <w:sz w:val="24"/>
-          <w:lang w:val="fr-CA" w:eastAsia="fr-CA"/>
-          <w14:ligatures w14:val="standardContextual"/>
-        </w:rPr>
-        <w:tab/>
-      </w:r>
-      <w:r>
-        <w:rPr>
-          <w:rFonts w:asciiTheme="minorHAnsi" w:hAnsiTheme="minorHAnsi"/>
-        </w:rPr>
-        <w:t>Description du modèle dimensionnel</w:t>
-      </w:r>
-      <w:r>
-        <w:tab/>
-      </w:r>
-      <w:r>
-        <w:fldChar w:fldCharType="begin"/>
-      </w:r>
-      <w:r>
-        <w:instrText xml:space="preserve"> PAGEREF _Toc195005709 \h </w:instrText>
-      </w:r>
-      <w:r>
-        <w:fldChar w:fldCharType="separate"/>
-      </w:r>
-      <w:r>
-        <w:t>6</w:t>
-      </w:r>
-      <w:r>
-        <w:fldChar w:fldCharType="end"/>
-      </w:r>
-    </w:p>
-    <w:p>
-      <w:pPr>
-        <w:pStyle w:val="TM2"/>
-        <w:tabs>
-          <w:tab w:val="left" w:pos="1600"/>
-        </w:tabs>
-        <w:rPr>
-          <w:rFonts w:asciiTheme="minorHAnsi" w:eastAsiaTheme="minorEastAsia" w:hAnsiTheme="minorHAnsi" w:cstheme="minorBidi"/>
-          <w:kern w:val="2"/>
-          <w:sz w:val="24"/>
-          <w:lang w:val="fr-CA" w:eastAsia="fr-CA"/>
-          <w14:ligatures w14:val="standardContextual"/>
-        </w:rPr>
-      </w:pPr>
-      <w:r>
-        <w:rPr>
-          <w:rFonts w:asciiTheme="minorHAnsi" w:hAnsiTheme="minorHAnsi"/>
-        </w:rPr>
-        <w:t>3.3</w:t>
-      </w:r>
-      <w:r>
-        <w:rPr>
-          <w:rFonts w:asciiTheme="minorHAnsi" w:eastAsiaTheme="minorEastAsia" w:hAnsiTheme="minorHAnsi" w:cstheme="minorBidi"/>
-          <w:kern w:val="2"/>
-          <w:sz w:val="24"/>
-          <w:lang w:val="fr-CA" w:eastAsia="fr-CA"/>
-          <w14:ligatures w14:val="standardContextual"/>
-        </w:rPr>
-        <w:tab/>
-      </w:r>
-      <w:r>
-        <w:rPr>
-          <w:rFonts w:asciiTheme="minorHAnsi" w:hAnsiTheme="minorHAnsi"/>
-        </w:rPr>
-        <w:t>Mise en œuvre du modèle dimensionnel</w:t>
-      </w:r>
-      <w:r>
-        <w:tab/>
-      </w:r>
-      <w:r>
-        <w:fldChar w:fldCharType="begin"/>
-      </w:r>
-      <w:r>
-        <w:instrText xml:space="preserve"> PAGEREF _Toc195005710 \h </w:instrText>
-      </w:r>
-      <w:r>
-        <w:fldChar w:fldCharType="separate"/>
-      </w:r>
-      <w:r>
-        <w:t>6</w:t>
-      </w:r>
-      <w:r>
         <w:fldChar w:fldCharType="end"/>
       </w:r>
     </w:p>
@@ -1290,7 +942,7 @@
         <w:rPr>
           <w:noProof/>
         </w:rPr>
-        <w:t>Références</w:t>
+        <w:t>Modèle logique de données</w:t>
       </w:r>
       <w:r>
         <w:rPr>
@@ -1308,7 +960,7 @@
         <w:rPr>
           <w:noProof/>
         </w:rPr>
-        <w:instrText xml:space="preserve"> PAGEREF _Toc195005711 \h </w:instrText>
+        <w:instrText xml:space="preserve"> PAGEREF _Toc224823505 \h </w:instrText>
       </w:r>
       <w:r>
         <w:rPr>
@@ -1325,7 +977,7 @@
         <w:rPr>
           <w:noProof/>
         </w:rPr>
-        <w:t>7</w:t>
+        <w:t>4</w:t>
       </w:r>
       <w:r>
         <w:rPr>
@@ -1371,6 +1023,168 @@
         <w:rPr>
           <w:noProof/>
         </w:rPr>
+        <w:t>Modèle physique de données</w:t>
+      </w:r>
+      <w:r>
+        <w:rPr>
+          <w:noProof/>
+        </w:rPr>
+        <w:tab/>
+      </w:r>
+      <w:r>
+        <w:rPr>
+          <w:noProof/>
+        </w:rPr>
+        <w:fldChar w:fldCharType="begin"/>
+      </w:r>
+      <w:r>
+        <w:rPr>
+          <w:noProof/>
+        </w:rPr>
+        <w:instrText xml:space="preserve"> PAGEREF _Toc224823506 \h </w:instrText>
+      </w:r>
+      <w:r>
+        <w:rPr>
+          <w:noProof/>
+        </w:rPr>
+      </w:r>
+      <w:r>
+        <w:rPr>
+          <w:noProof/>
+        </w:rPr>
+        <w:fldChar w:fldCharType="separate"/>
+      </w:r>
+      <w:r>
+        <w:rPr>
+          <w:noProof/>
+        </w:rPr>
+        <w:t>5</w:t>
+      </w:r>
+      <w:r>
+        <w:rPr>
+          <w:noProof/>
+        </w:rPr>
+        <w:fldChar w:fldCharType="end"/>
+      </w:r>
+    </w:p>
+    <w:p>
+      <w:pPr>
+        <w:pStyle w:val="TM1"/>
+        <w:rPr>
+          <w:rFonts w:asciiTheme="minorHAnsi" w:eastAsiaTheme="minorEastAsia" w:hAnsiTheme="minorHAnsi" w:cstheme="minorBidi"/>
+          <w:b w:val="0"/>
+          <w:bCs w:val="0"/>
+          <w:noProof/>
+          <w:kern w:val="2"/>
+          <w:sz w:val="24"/>
+          <w:lang w:val="fr-CA" w:eastAsia="fr-CA"/>
+          <w14:ligatures w14:val="standardContextual"/>
+        </w:rPr>
+      </w:pPr>
+      <w:r>
+        <w:rPr>
+          <w:noProof/>
+        </w:rPr>
+        <w:t>6</w:t>
+      </w:r>
+      <w:r>
+        <w:rPr>
+          <w:rFonts w:asciiTheme="minorHAnsi" w:eastAsiaTheme="minorEastAsia" w:hAnsiTheme="minorHAnsi" w:cstheme="minorBidi"/>
+          <w:b w:val="0"/>
+          <w:bCs w:val="0"/>
+          <w:noProof/>
+          <w:kern w:val="2"/>
+          <w:sz w:val="24"/>
+          <w:lang w:val="fr-CA" w:eastAsia="fr-CA"/>
+          <w14:ligatures w14:val="standardContextual"/>
+        </w:rPr>
+        <w:tab/>
+      </w:r>
+      <w:r>
+        <w:rPr>
+          <w:noProof/>
+        </w:rPr>
+        <w:t>Références</w:t>
+      </w:r>
+      <w:r>
+        <w:rPr>
+          <w:noProof/>
+        </w:rPr>
+        <w:tab/>
+      </w:r>
+      <w:r>
+        <w:rPr>
+          <w:noProof/>
+        </w:rPr>
+        <w:fldChar w:fldCharType="begin"/>
+      </w:r>
+      <w:r>
+        <w:rPr>
+          <w:noProof/>
+        </w:rPr>
+        <w:instrText xml:space="preserve"> PAGEREF _Toc224823507 \h </w:instrText>
+      </w:r>
+      <w:r>
+        <w:rPr>
+          <w:noProof/>
+        </w:rPr>
+      </w:r>
+      <w:r>
+        <w:rPr>
+          <w:noProof/>
+        </w:rPr>
+        <w:fldChar w:fldCharType="separate"/>
+      </w:r>
+      <w:r>
+        <w:rPr>
+          <w:noProof/>
+        </w:rPr>
+        <w:t>5</w:t>
+      </w:r>
+      <w:r>
+        <w:rPr>
+          <w:noProof/>
+        </w:rPr>
+        <w:fldChar w:fldCharType="end"/>
+      </w:r>
+    </w:p>
+    <w:p>
+      <w:pPr>
+        <w:pStyle w:val="TM1"/>
+        <w:rPr>
+          <w:rFonts w:asciiTheme="minorHAnsi" w:eastAsiaTheme="minorEastAsia" w:hAnsiTheme="minorHAnsi" w:cstheme="minorBidi"/>
+          <w:b w:val="0"/>
+          <w:bCs w:val="0"/>
+          <w:noProof/>
+          <w:kern w:val="2"/>
+          <w:sz w:val="24"/>
+          <w:lang w:val="fr-CA" w:eastAsia="fr-CA"/>
+          <w14:ligatures w14:val="standardContextual"/>
+        </w:rPr>
+      </w:pPr>
+      <w:r>
+        <w:rPr>
+          <w:noProof/>
+        </w:rPr>
+        <w:t>7</w:t>
+      </w:r>
+      <w:r>
+        <w:rPr>
+          <w:rFonts w:asciiTheme="minorHAnsi" w:eastAsiaTheme="minorEastAsia" w:hAnsiTheme="minorHAnsi" w:cstheme="minorBidi"/>
+          <w:b w:val="0"/>
+          <w:bCs w:val="0"/>
+          <w:noProof/>
+          <w:kern w:val="2"/>
+          <w:sz w:val="24"/>
+          <w:lang w:val="fr-CA" w:eastAsia="fr-CA"/>
+          <w14:ligatures w14:val="standardContextual"/>
+        </w:rPr>
+        <w:tab/>
+      </w:r>
+      <w:r>
+        <w:rPr>
+          <w:noProof/>
+        </w:rPr>
         <w:t>Glossaire</w:t>
       </w:r>
       <w:r>
@@ -1389,7 +1203,7 @@
         <w:rPr>
           <w:noProof/>
         </w:rPr>
-        <w:instrText xml:space="preserve"> PAGEREF _Toc195005712 \h </w:instrText>
+        <w:instrText xml:space="preserve"> PAGEREF _Toc224823508 \h </w:instrText>
       </w:r>
       <w:r>
         <w:rPr>
@@ -1406,7 +1220,7 @@
         <w:rPr>
           <w:noProof/>
         </w:rPr>
-        <w:t>7</w:t>
+        <w:t>5</w:t>
       </w:r>
       <w:r>
         <w:rPr>
@@ -2312,7 +2126,7 @@
           <w:rFonts w:asciiTheme="minorHAnsi" w:hAnsiTheme="minorHAnsi"/>
         </w:rPr>
       </w:pPr>
-      <w:bookmarkStart w:id="0" w:name="_Toc195005697"/>
+      <w:bookmarkStart w:id="0" w:name="_Toc224823497"/>
       <w:r>
         <w:rPr>
           <w:rFonts w:asciiTheme="minorHAnsi" w:hAnsiTheme="minorHAnsi"/>
@@ -2330,7 +2144,7 @@
           <w:rFonts w:asciiTheme="minorHAnsi" w:hAnsiTheme="minorHAnsi"/>
         </w:rPr>
       </w:pPr>
-      <w:bookmarkStart w:id="1" w:name="_Toc195005698"/>
+      <w:bookmarkStart w:id="1" w:name="_Toc224823498"/>
       <w:r>
         <w:rPr>
           <w:rFonts w:asciiTheme="minorHAnsi" w:hAnsiTheme="minorHAnsi"/>
@@ -2512,9 +2326,9 @@
       </w:pPr>
       <w:bookmarkStart w:id="2" w:name="_Toc213832253"/>
       <w:bookmarkStart w:id="3" w:name="_Toc188493773"/>
-      <w:bookmarkStart w:id="4" w:name="_Toc195005699"/>
-      <w:bookmarkStart w:id="5" w:name="_Toc339706209"/>
-      <w:bookmarkStart w:id="6" w:name="_Toc440324725"/>
+      <w:bookmarkStart w:id="4" w:name="_Toc339706209"/>
+      <w:bookmarkStart w:id="5" w:name="_Toc440324725"/>
+      <w:bookmarkStart w:id="6" w:name="_Toc224823499"/>
       <w:r>
         <w:rPr>
           <w:rFonts w:asciiTheme="minorHAnsi" w:hAnsiTheme="minorHAnsi"/>
@@ -2523,7 +2337,7 @@
       </w:r>
       <w:bookmarkEnd w:id="2"/>
       <w:bookmarkEnd w:id="3"/>
-      <w:bookmarkEnd w:id="4"/>
+      <w:bookmarkEnd w:id="6"/>
     </w:p>
     <w:p>
       <w:pPr>
@@ -2938,7 +2752,7 @@
           <w:rFonts w:asciiTheme="minorHAnsi" w:hAnsiTheme="minorHAnsi"/>
         </w:rPr>
       </w:pPr>
-      <w:bookmarkStart w:id="7" w:name="_Toc195005700"/>
+      <w:bookmarkStart w:id="7" w:name="_Toc224823500"/>
       <w:r>
         <w:rPr>
           <w:rFonts w:asciiTheme="minorHAnsi" w:hAnsiTheme="minorHAnsi"/>
@@ -3106,8 +2920,9 @@
       <w:bookmarkStart w:id="36" w:name="_Toc65726254"/>
       <w:bookmarkStart w:id="37" w:name="_Toc66160450"/>
       <w:bookmarkStart w:id="38" w:name="_Toc66161084"/>
+      <w:bookmarkStart w:id="39" w:name="_Toc224823501"/>
+      <w:bookmarkEnd w:id="4"/>
       <w:bookmarkEnd w:id="5"/>
-      <w:bookmarkEnd w:id="6"/>
       <w:bookmarkEnd w:id="8"/>
       <w:bookmarkEnd w:id="9"/>
       <w:bookmarkEnd w:id="10"/>
@@ -3145,6 +2960,7 @@
         </w:rPr>
         <w:t>Mise en contexte</w:t>
       </w:r>
+      <w:bookmarkEnd w:id="39"/>
     </w:p>
     <w:p>
       <w:pPr>
@@ -3225,7 +3041,7 @@
           <w:rFonts w:asciiTheme="minorHAnsi" w:hAnsiTheme="minorHAnsi"/>
         </w:rPr>
       </w:pPr>
-      <w:bookmarkStart w:id="39" w:name="_Toc195005705"/>
+      <w:bookmarkStart w:id="40" w:name="_Toc224823502"/>
       <w:r>
         <w:rPr>
           <w:rFonts w:asciiTheme="minorHAnsi" w:hAnsiTheme="minorHAnsi"/>
@@ -3238,7 +3054,7 @@
         </w:rPr>
         <w:t>esoins</w:t>
       </w:r>
-      <w:bookmarkEnd w:id="39"/>
+      <w:bookmarkEnd w:id="40"/>
     </w:p>
     <w:p>
       <w:pPr>
@@ -3466,16 +3282,16 @@
           <w:rFonts w:asciiTheme="minorHAnsi" w:hAnsiTheme="minorHAnsi"/>
         </w:rPr>
       </w:pPr>
-      <w:bookmarkStart w:id="40" w:name="_Toc210381048"/>
-      <w:bookmarkStart w:id="41" w:name="_Toc195005706"/>
+      <w:bookmarkStart w:id="41" w:name="_Toc210381048"/>
+      <w:bookmarkStart w:id="42" w:name="_Toc224823503"/>
       <w:r>
         <w:rPr>
           <w:rFonts w:asciiTheme="minorHAnsi" w:hAnsiTheme="minorHAnsi"/>
         </w:rPr>
         <w:t>Hypothèses</w:t>
       </w:r>
-      <w:bookmarkEnd w:id="40"/>
       <w:bookmarkEnd w:id="41"/>
+      <w:bookmarkEnd w:id="42"/>
     </w:p>
     <w:p>
       <w:pPr>
@@ -3535,50 +3351,50 @@
           <w:rFonts w:asciiTheme="minorHAnsi" w:hAnsiTheme="minorHAnsi"/>
         </w:rPr>
       </w:pPr>
+      <w:bookmarkStart w:id="43" w:name="_Toc224823504"/>
       <w:r>
         <w:rPr>
           <w:rFonts w:asciiTheme="minorHAnsi" w:hAnsiTheme="minorHAnsi"/>
         </w:rPr>
         <w:t>Modèle conceptuel de données</w:t>
       </w:r>
+      <w:bookmarkEnd w:id="43"/>
     </w:p>
     <w:p>
       <w:pPr>
         <w:pStyle w:val="Titre3"/>
       </w:pPr>
-      <w:bookmarkStart w:id="42" w:name="_Toc64997936"/>
-      <w:bookmarkStart w:id="43" w:name="_Toc64998217"/>
-      <w:bookmarkStart w:id="44" w:name="_Toc65028286"/>
-      <w:bookmarkStart w:id="45" w:name="_Toc65028382"/>
-      <w:bookmarkStart w:id="46" w:name="_Toc65029226"/>
-      <w:bookmarkStart w:id="47" w:name="_Toc65029270"/>
-      <w:bookmarkStart w:id="48" w:name="_Toc65372971"/>
-      <w:bookmarkStart w:id="49" w:name="_Toc65373168"/>
-      <w:bookmarkStart w:id="50" w:name="_Toc65373194"/>
-      <w:bookmarkStart w:id="51" w:name="_Toc65373245"/>
-      <w:bookmarkStart w:id="52" w:name="_Toc65373284"/>
-      <w:bookmarkStart w:id="53" w:name="_Toc65373516"/>
-      <w:bookmarkStart w:id="54" w:name="_Toc65452686"/>
-      <w:bookmarkStart w:id="55" w:name="_Toc65452802"/>
-      <w:bookmarkStart w:id="56" w:name="_Toc65452859"/>
-      <w:bookmarkStart w:id="57" w:name="_Toc65452983"/>
-      <w:bookmarkStart w:id="58" w:name="_Toc65538669"/>
-      <w:bookmarkStart w:id="59" w:name="_Toc65539760"/>
-      <w:bookmarkStart w:id="60" w:name="_Toc65539784"/>
-      <w:bookmarkStart w:id="61" w:name="_Toc65725121"/>
-      <w:bookmarkStart w:id="62" w:name="_Toc65725271"/>
-      <w:bookmarkStart w:id="63" w:name="_Toc65725429"/>
-      <w:bookmarkStart w:id="64" w:name="_Toc65725490"/>
-      <w:bookmarkStart w:id="65" w:name="_Toc65725510"/>
-      <w:bookmarkStart w:id="66" w:name="_Toc65725544"/>
-      <w:bookmarkStart w:id="67" w:name="_Toc65725991"/>
-      <w:bookmarkStart w:id="68" w:name="_Toc65726136"/>
-      <w:bookmarkStart w:id="69" w:name="_Toc65726174"/>
-      <w:bookmarkStart w:id="70" w:name="_Toc65726255"/>
-      <w:bookmarkStart w:id="71" w:name="_Toc66160451"/>
-      <w:bookmarkStart w:id="72" w:name="_Toc66161085"/>
-      <w:bookmarkEnd w:id="42"/>
-      <w:bookmarkEnd w:id="43"/>
+      <w:bookmarkStart w:id="44" w:name="_Toc64997936"/>
+      <w:bookmarkStart w:id="45" w:name="_Toc64998217"/>
+      <w:bookmarkStart w:id="46" w:name="_Toc65028286"/>
+      <w:bookmarkStart w:id="47" w:name="_Toc65028382"/>
+      <w:bookmarkStart w:id="48" w:name="_Toc65029226"/>
+      <w:bookmarkStart w:id="49" w:name="_Toc65029270"/>
+      <w:bookmarkStart w:id="50" w:name="_Toc65372971"/>
+      <w:bookmarkStart w:id="51" w:name="_Toc65373168"/>
+      <w:bookmarkStart w:id="52" w:name="_Toc65373194"/>
+      <w:bookmarkStart w:id="53" w:name="_Toc65373245"/>
+      <w:bookmarkStart w:id="54" w:name="_Toc65373284"/>
+      <w:bookmarkStart w:id="55" w:name="_Toc65373516"/>
+      <w:bookmarkStart w:id="56" w:name="_Toc65452686"/>
+      <w:bookmarkStart w:id="57" w:name="_Toc65452802"/>
+      <w:bookmarkStart w:id="58" w:name="_Toc65452859"/>
+      <w:bookmarkStart w:id="59" w:name="_Toc65452983"/>
+      <w:bookmarkStart w:id="60" w:name="_Toc65538669"/>
+      <w:bookmarkStart w:id="61" w:name="_Toc65539760"/>
+      <w:bookmarkStart w:id="62" w:name="_Toc65539784"/>
+      <w:bookmarkStart w:id="63" w:name="_Toc65725121"/>
+      <w:bookmarkStart w:id="64" w:name="_Toc65725271"/>
+      <w:bookmarkStart w:id="65" w:name="_Toc65725429"/>
+      <w:bookmarkStart w:id="66" w:name="_Toc65725490"/>
+      <w:bookmarkStart w:id="67" w:name="_Toc65725510"/>
+      <w:bookmarkStart w:id="68" w:name="_Toc65725544"/>
+      <w:bookmarkStart w:id="69" w:name="_Toc65725991"/>
+      <w:bookmarkStart w:id="70" w:name="_Toc65726136"/>
+      <w:bookmarkStart w:id="71" w:name="_Toc65726174"/>
+      <w:bookmarkStart w:id="72" w:name="_Toc65726255"/>
+      <w:bookmarkStart w:id="73" w:name="_Toc66160451"/>
+      <w:bookmarkStart w:id="74" w:name="_Toc66161085"/>
       <w:bookmarkEnd w:id="44"/>
       <w:bookmarkEnd w:id="45"/>
       <w:bookmarkEnd w:id="46"/>
@@ -3608,6 +3424,8 @@
       <w:bookmarkEnd w:id="70"/>
       <w:bookmarkEnd w:id="71"/>
       <w:bookmarkEnd w:id="72"/>
+      <w:bookmarkEnd w:id="73"/>
+      <w:bookmarkEnd w:id="74"/>
       <w:r>
         <w:t>Diagramme</w:t>
       </w:r>
@@ -3792,17 +3610,13 @@
     </w:p>
     <w:p>
       <w:pPr>
-        <w:pStyle w:val="Titre2"/>
-        <w:rPr>
-          <w:rFonts w:asciiTheme="minorHAnsi" w:hAnsiTheme="minorHAnsi"/>
-        </w:rPr>
-      </w:pPr>
-      <w:r>
-        <w:rPr>
-          <w:rFonts w:asciiTheme="minorHAnsi" w:hAnsiTheme="minorHAnsi"/>
-        </w:rPr>
+        <w:pStyle w:val="Titre1"/>
+      </w:pPr>
+      <w:bookmarkStart w:id="75" w:name="_Toc224823505"/>
+      <w:r>
         <w:t>Modèle logique de données</w:t>
       </w:r>
+      <w:bookmarkEnd w:id="75"/>
     </w:p>
     <w:p>
       <w:pPr>
@@ -3890,21 +3704,7 @@
           <w:rStyle w:val="carrestreint"/>
           <w:rFonts w:asciiTheme="minorHAnsi" w:hAnsiTheme="minorHAnsi"/>
         </w:rPr>
-        <w:t xml:space="preserve">Définir le dictionnaire de données des </w:t>
-      </w:r>
-      <w:r>
-        <w:rPr>
-          <w:rStyle w:val="carrestreint"/>
-          <w:rFonts w:asciiTheme="minorHAnsi" w:hAnsiTheme="minorHAnsi"/>
-        </w:rPr>
-        <w:t>relations</w:t>
-      </w:r>
-      <w:r>
-        <w:rPr>
-          <w:rStyle w:val="carrestreint"/>
-          <w:rFonts w:asciiTheme="minorHAnsi" w:hAnsiTheme="minorHAnsi"/>
-        </w:rPr>
-        <w:t>.</w:t>
+        <w:t>Définir le dictionnaire de données des relations.</w:t>
       </w:r>
     </w:p>
     <w:p>
@@ -3995,21 +3795,7 @@
           <w:rStyle w:val="carrestreint"/>
           <w:rFonts w:asciiTheme="minorHAnsi" w:hAnsiTheme="minorHAnsi"/>
         </w:rPr>
-        <w:t xml:space="preserve">Présenter </w:t>
-      </w:r>
-      <w:r>
-        <w:rPr>
-          <w:rStyle w:val="carrestreint"/>
-          <w:rFonts w:asciiTheme="minorHAnsi" w:hAnsiTheme="minorHAnsi"/>
-        </w:rPr>
-        <w:t>les fonctions et procédures stockées</w:t>
-      </w:r>
-      <w:r>
-        <w:rPr>
-          <w:rStyle w:val="carrestreint"/>
-          <w:rFonts w:asciiTheme="minorHAnsi" w:hAnsiTheme="minorHAnsi"/>
-        </w:rPr>
-        <w:t>.</w:t>
+        <w:t>Présenter les fonctions et procédures stockées.</w:t>
       </w:r>
     </w:p>
     <w:p>
@@ -4032,17 +3818,13 @@
     </w:p>
     <w:p>
       <w:pPr>
-        <w:pStyle w:val="Titre2"/>
-        <w:rPr>
-          <w:rFonts w:asciiTheme="minorHAnsi" w:hAnsiTheme="minorHAnsi"/>
-        </w:rPr>
-      </w:pPr>
-      <w:r>
-        <w:rPr>
-          <w:rFonts w:asciiTheme="minorHAnsi" w:hAnsiTheme="minorHAnsi"/>
-        </w:rPr>
+        <w:pStyle w:val="Titre1"/>
+      </w:pPr>
+      <w:bookmarkStart w:id="76" w:name="_Toc224823506"/>
+      <w:r>
         <w:t>Modèle physique de données</w:t>
       </w:r>
+      <w:bookmarkEnd w:id="76"/>
     </w:p>
     <w:p>
       <w:pPr>
@@ -4132,11 +3914,11 @@
       <w:pPr>
         <w:pStyle w:val="Titre1"/>
       </w:pPr>
-      <w:bookmarkStart w:id="73" w:name="_Toc195005711"/>
+      <w:bookmarkStart w:id="77" w:name="_Toc224823507"/>
       <w:r>
         <w:t>Références</w:t>
       </w:r>
-      <w:bookmarkEnd w:id="73"/>
+      <w:bookmarkEnd w:id="77"/>
     </w:p>
     <w:p>
       <w:pPr>
@@ -4222,15 +4004,15 @@
       <w:pPr>
         <w:pStyle w:val="Titre1"/>
       </w:pPr>
-      <w:bookmarkStart w:id="74" w:name="_Toc213832252"/>
-      <w:bookmarkStart w:id="75" w:name="_Toc188493772"/>
-      <w:bookmarkStart w:id="76" w:name="_Toc195005712"/>
+      <w:bookmarkStart w:id="78" w:name="_Toc213832252"/>
+      <w:bookmarkStart w:id="79" w:name="_Toc188493772"/>
+      <w:bookmarkStart w:id="80" w:name="_Toc224823508"/>
       <w:r>
         <w:t>Glossaire</w:t>
       </w:r>
-      <w:bookmarkEnd w:id="74"/>
-      <w:bookmarkEnd w:id="75"/>
-      <w:bookmarkEnd w:id="76"/>
+      <w:bookmarkEnd w:id="78"/>
+      <w:bookmarkEnd w:id="79"/>
+      <w:bookmarkEnd w:id="80"/>
     </w:p>
     <w:p>
       <w:pPr>
